--- a/plantillas_maestras/01_seguro_vehicular/negativa_cobertura/2_o_mas_ddos_varios/mujer/TPL_1183_2025_SEGURO_VEHICULAR_NEGATIVA_COBERTURA_ASEGURADORA_MUJER_R5.docx
+++ b/plantillas_maestras/01_seguro_vehicular/negativa_cobertura/2_o_mas_ddos_varios/mujer/TPL_1183_2025_SEGURO_VEHICULAR_NEGATIVA_COBERTURA_ASEGURADORA_MUJER_R5.docx
@@ -50,7 +50,7 @@
           <w:lang w:eastAsia="es-PE"/>
           <w14:ligatures w14:val="none"/>
         </w:rPr>
-        <w:t>EXPEDIENTE N°</w:t>
+        <w:t>EXPEDIENTE </w:t>
       </w:r>
       <w:r>
         <w:rPr>
@@ -127,7 +127,7 @@
           <w14:ligatures w14:val="none"/>
         </w:rPr>
         <w:tab/>
-        <w:t xml:space="preserve">:         </w:t>
+        <w:t xml:space="preserve">: </w:t>
       </w:r>
       <w:bookmarkStart w:id="0" w:name="_Hlk62505593"/>
       <w:r>
@@ -193,7 +193,7 @@
           <w14:ligatures w14:val="none"/>
         </w:rPr>
         <w:tab/>
-        <w:t xml:space="preserve">:         </w:t>
+        <w:t xml:space="preserve">: </w:t>
       </w:r>
       <w:r>
         <w:rPr>
@@ -309,7 +309,7 @@
           <w:lang w:eastAsia="es-PE"/>
           <w14:ligatures w14:val="none"/>
         </w:rPr>
-        <w:t xml:space="preserve">RESOLUCIÓN N°        </w:t>
+        <w:t xml:space="preserve">RESOLUCIÓN </w:t>
       </w:r>
       <w:r>
         <w:rPr>
@@ -643,7 +643,7 @@
           <w:lang w:eastAsia="es-PE"/>
           <w14:ligatures w14:val="none"/>
         </w:rPr>
-        <w:t xml:space="preserve"> Ley N°29571, Código de Protección y Defensa del Consumidor (en adelante, Código</w:t>
+        <w:t xml:space="preserve"> Ley 29571, Código de Protección y Defensa del Consumidor (en adelante, Código</w:t>
       </w:r>
       <w:r>
         <w:rPr>
@@ -710,7 +710,7 @@
         <w:rPr>
           <w:rFonts w:ascii="Arial Narrow" w:hAnsi="Arial Narrow" w:cs="Arial"/>
         </w:rPr>
-        <w:t xml:space="preserve">° </w:t>
+        <w:t xml:space="preserve"> </w:t>
       </w:r>
       <w:r>
         <w:rPr>
@@ -740,7 +740,7 @@
         <w:rPr>
           <w:rFonts w:ascii="Arial Narrow" w:hAnsi="Arial Narrow" w:cs="Arial"/>
         </w:rPr>
-        <w:t xml:space="preserve"> de la Comisión de Protección al Consumidor N° 1 (</w:t>
+        <w:t xml:space="preserve"> de la Comisión de Protección al Consumidor 1 (</w:t>
       </w:r>
       <w:r>
         <w:rPr>
@@ -945,7 +945,7 @@
           <w:sz w:val="20"/>
           <w:szCs w:val="20"/>
         </w:rPr>
-        <w:t xml:space="preserve">Presunta infracción a los artículos 18° y 19° de la Ley 29571, Código de Protección y Defensa del Consumidor, en tanto la compañía aseguradora no habría cumplido con informar a la denunciante que la empresa </w:t>
+        <w:t xml:space="preserve">Presunta infracción a los artículos 18 y 19 de la Ley 29571, Código de Protección y Defensa del Consumidor, en tanto la compañía aseguradora no habría cumplido con informar a la denunciante que la empresa </w:t>
       </w:r>
       <w:proofErr w:type="spellStart"/>
       <w:r>
@@ -1053,7 +1053,7 @@
           <w:sz w:val="20"/>
           <w:szCs w:val="20"/>
         </w:rPr>
-        <w:t>Presunta infracción a los artículos 18° y 19° de la Ley 29571, Código de Protección y Defensa del Consumidor, en tanto la compañía aseguradora no habría cumplido con entregar a la denunciante un vehículo de reemplazo en virtud del siniestro del 22 de febrero de 2025, conforme lo establece en las cláusulas de la Póliza N° 2009930995</w:t>
+        <w:t>Presunta infracción a los artículos 18 y 19 de la Ley 29571, Código de Protección y Defensa del Consumidor, en tanto la compañía aseguradora no habría cumplido con entregar a la denunciante un vehículo de reemplazo en virtud del siniestro del 22 de febrero de 2025, conforme lo establece en las cláusulas de la Póliza 2009930995</w:t>
       </w:r>
       <w:r>
         <w:rPr>
@@ -1113,7 +1113,7 @@
           <w:sz w:val="20"/>
           <w:szCs w:val="20"/>
         </w:rPr>
-        <w:t>Presunta infracción a los artículos 18° y 19° de la Ley 29571, Código de Protección y Defensa del Consumidor, en tanto la compañía aseguradora se habría negado a otorgar a la denunciante la suma asegurada en virtud de la cobertura del Seguro Vehicular - Póliza N° 2009930995 por el robo del vehículo asegurado el 22 de febrero de 2025.</w:t>
+        <w:t>Presunta infracción a los artículos 18 y 19 de la Ley 29571, Código de Protección y Defensa del Consumidor, en tanto la compañía aseguradora se habría negado a otorgar a la denunciante la suma asegurada en virtud de la cobertura del Seguro Vehicular - Póliza 2009930995 por el robo del vehículo asegurado el 22 de febrero de 2025.</w:t>
       </w:r>
     </w:p>
     <w:p>
@@ -1162,7 +1162,7 @@
           <w:sz w:val="20"/>
           <w:szCs w:val="20"/>
         </w:rPr>
-        <w:t>Presunta infracción al numeral 88.1 del artículo 88 de la Ley N° 29571, Código de Protección y Defensa del Consumidor, en tanto la compañía aseguradora no habría cumplido brindar una respuesta al reclamo presentado por la denunciante el 18 de marzo de 2025.</w:t>
+        <w:t>Presunta infracción al numeral 88.1 del artículo 88 de la Ley 29571, Código de Protección y Defensa del Consumidor, en tanto la compañía aseguradora no habría cumplido brindar una respuesta al reclamo presentado por la denunciante el 18 de marzo de 2025.</w:t>
       </w:r>
     </w:p>
     <w:p>
@@ -1211,7 +1211,7 @@
           <w:sz w:val="20"/>
           <w:szCs w:val="20"/>
         </w:rPr>
-        <w:t>Presunta infracción a los artículos 18° y 19° de la Ley 29571, Código de Protección y Defensa del Consumidor, en tanto la compañía aseguradora no habría cumplido con informar oportunamente al denunciante las ventajas y desventajas de la Póliza N° 2009930995</w:t>
+        <w:t>Presunta infracción a los artículos 18 y 19 de la Ley 29571, Código de Protección y Defensa del Consumidor, en tanto la compañía aseguradora no habría cumplido con informar oportunamente al denunciante las ventajas y desventajas de la Póliza 2009930995</w:t>
       </w:r>
       <w:r>
         <w:rPr>
@@ -1347,7 +1347,7 @@
           <w:lang w:eastAsia="es-PE"/>
           <w14:ligatures w14:val="none"/>
         </w:rPr>
-        <w:t>De acuerdo con el artículo 105° del Código, la Comisión es el único órgano administrativo competente para conocer de las presuntas infracciones contenidas en dicho cuerpo legal</w:t>
+        <w:t>De acuerdo con el artículo 105 del Código, la Comisión es el único órgano administrativo competente para conocer de las presuntas infracciones contenidas en dicho cuerpo legal</w:t>
       </w:r>
       <w:r>
         <w:rPr>
@@ -1407,7 +1407,7 @@
           <w:lang w:eastAsia="es-PE"/>
           <w14:ligatures w14:val="none"/>
         </w:rPr>
-        <w:t>El artículo 27° de la Ley de Organización y Funciones del Indecopi, aprobada por Decreto Legislativo N° 1033, establece que la Comisión vela por el cumplimiento de las leyes que, en general, protegen a los consumidores de la falta de idoneidad de los bienes y servicios en función de la información brindada, de las omisiones de información y de la discriminación en el consumo, así como de aquellas que complementen o sustituyan a las anteriores</w:t>
+        <w:t>El artículo 27 de la Ley de Organización y Funciones del Indecopi, aprobada por Decreto Legislativo 1033, establece que la Comisión vela por el cumplimiento de las leyes que, en general, protegen a los consumidores de la falta de idoneidad de los bienes y servicios en función de la información brindada, de las omisiones de información y de la discriminación en el consumo, así como de aquellas que complementen o sustituyan a las anteriores</w:t>
       </w:r>
       <w:r>
         <w:rPr>
@@ -1466,7 +1466,7 @@
           <w:lang w:eastAsia="es-PE"/>
           <w14:ligatures w14:val="none"/>
         </w:rPr>
-        <w:t xml:space="preserve">El literal c) del artículo 24° del Decreto Legislativo </w:t>
+        <w:t xml:space="preserve">El literal c) del artículo 24 del Decreto Legislativo </w:t>
       </w:r>
       <w:proofErr w:type="spellStart"/>
       <w:r>
@@ -1476,7 +1476,7 @@
           <w:lang w:eastAsia="es-PE"/>
           <w14:ligatures w14:val="none"/>
         </w:rPr>
-        <w:t>Nº</w:t>
+        <w:t/>
       </w:r>
       <w:proofErr w:type="spellEnd"/>
       <w:r>
@@ -1486,7 +1486,7 @@
           <w:lang w:eastAsia="es-PE"/>
           <w14:ligatures w14:val="none"/>
         </w:rPr>
-        <w:t xml:space="preserve"> 807, Ley sobre Facultades, Normas y Organización del Indecopi (en adelante, Decreto Legislativo N° 807) dispone que el </w:t>
+        <w:t xml:space="preserve"> 807, Ley sobre Facultades, Normas y Organización del Indecopi (en adelante, Decreto Legislativo 807) dispone que el </w:t>
       </w:r>
       <w:proofErr w:type="gramStart"/>
       <w:r>
@@ -1583,7 +1583,7 @@
           <w:lang w:eastAsia="es-PE"/>
           <w14:ligatures w14:val="none"/>
         </w:rPr>
-        <w:t xml:space="preserve">Al respecto, el artículo 23° del Decreto Legislativo N° 807 establece que el procedimiento se inicia de parte mediante la presentación de una solicitud dirigida al </w:t>
+        <w:t xml:space="preserve">Al respecto, el artículo 23 del Decreto Legislativo 807 establece que el procedimiento se inicia de parte mediante la presentación de una solicitud dirigida al </w:t>
       </w:r>
       <w:proofErr w:type="gramStart"/>
       <w:r>
@@ -1680,7 +1680,7 @@
           <w:lang w:eastAsia="es-PE"/>
           <w14:ligatures w14:val="none"/>
         </w:rPr>
-        <w:t xml:space="preserve">° del Texto Único Ordenado de la Ley del Procedimiento Administrativo General (en adelante, TUO de la LPAG) establece como deber de la autoridad a cargo de la </w:t>
+        <w:t xml:space="preserve"> del Texto Único Ordenado de la Ley del Procedimiento Administrativo General (en adelante, TUO de la LPAG) establece como deber de la autoridad a cargo de la </w:t>
       </w:r>
       <w:r>
         <w:rPr>
@@ -1998,7 +1998,7 @@
           <w:lang w:eastAsia="es-PE"/>
           <w14:ligatures w14:val="none"/>
         </w:rPr>
-        <w:t>°</w:t>
+        <w:t/>
       </w:r>
       <w:r>
         <w:rPr>
@@ -2016,7 +2016,7 @@
           <w:lang w:eastAsia="es-PE"/>
           <w14:ligatures w14:val="none"/>
         </w:rPr>
-        <w:t>°</w:t>
+        <w:t/>
       </w:r>
       <w:r>
         <w:rPr>
@@ -2101,7 +2101,7 @@
           <w:kern w:val="0"/>
           <w14:ligatures w14:val="none"/>
         </w:rPr>
-        <w:t>N°</w:t>
+        <w:t/>
       </w:r>
       <w:proofErr w:type="spellEnd"/>
       <w:r>
@@ -2137,7 +2137,7 @@
           <w:lang w:eastAsia="es-PE"/>
           <w14:ligatures w14:val="none"/>
         </w:rPr>
-        <w:t>°</w:t>
+        <w:t/>
       </w:r>
       <w:r>
         <w:rPr>
@@ -2155,7 +2155,7 @@
           <w:lang w:eastAsia="es-PE"/>
           <w14:ligatures w14:val="none"/>
         </w:rPr>
-        <w:t>°</w:t>
+        <w:t/>
       </w:r>
       <w:r>
         <w:rPr>
@@ -2247,7 +2247,7 @@
           <w:lang w:eastAsia="es-PE"/>
           <w14:ligatures w14:val="none"/>
         </w:rPr>
-        <w:t>°</w:t>
+        <w:t/>
       </w:r>
       <w:r>
         <w:rPr>
@@ -2265,7 +2265,7 @@
           <w:lang w:eastAsia="es-PE"/>
           <w14:ligatures w14:val="none"/>
         </w:rPr>
-        <w:t>°</w:t>
+        <w:t/>
       </w:r>
       <w:r>
         <w:rPr>
@@ -2348,7 +2348,7 @@
           <w:kern w:val="0"/>
           <w14:ligatures w14:val="none"/>
         </w:rPr>
-        <w:t>N°</w:t>
+        <w:t/>
       </w:r>
       <w:proofErr w:type="spellEnd"/>
       <w:r>
@@ -2383,7 +2383,7 @@
           <w:kern w:val="0"/>
           <w14:ligatures w14:val="none"/>
         </w:rPr>
-        <w:t>materia de denuncia como una presunta infracción al artículo 49° y al artículo 51°, literal a) de</w:t>
+        <w:t>materia de denuncia como una presunta infracción al artículo 49 y al artículo 51, literal a) de</w:t>
       </w:r>
       <w:r>
         <w:rPr>
@@ -2524,7 +2524,7 @@
           <w:lang w:eastAsia="es-PE"/>
           <w14:ligatures w14:val="none"/>
         </w:rPr>
-        <w:t xml:space="preserve">° </w:t>
+        <w:t xml:space="preserve"> </w:t>
       </w:r>
       <w:r>
         <w:rPr>
@@ -2702,7 +2702,7 @@
           <w:lang w:eastAsia="es-PE"/>
           <w14:ligatures w14:val="none"/>
         </w:rPr>
-        <w:t xml:space="preserve"> infracción a los artículos 18° y 19°</w:t>
+        <w:t xml:space="preserve"> infracción a los artículos 18 y 19</w:t>
       </w:r>
       <w:r>
         <w:rPr>
@@ -2840,7 +2840,7 @@
           <w:lang w:eastAsia="es-PE"/>
           <w14:ligatures w14:val="none"/>
         </w:rPr>
-        <w:t xml:space="preserve"> infracción a los artículos 18° y 19°</w:t>
+        <w:t xml:space="preserve"> infracción a los artículos 18 y 19</w:t>
       </w:r>
       <w:r>
         <w:rPr>
@@ -2918,7 +2918,7 @@
           <w:kern w:val="0"/>
           <w14:ligatures w14:val="none"/>
         </w:rPr>
-        <w:t xml:space="preserve"> la Póliza N° 2009930995; pese </w:t>
+        <w:t xml:space="preserve"> la Póliza 2009930995; pese </w:t>
       </w:r>
       <w:r>
         <w:rPr>
@@ -3022,7 +3022,7 @@
           <w:lang w:eastAsia="es-PE"/>
           <w14:ligatures w14:val="none"/>
         </w:rPr>
-        <w:t xml:space="preserve"> infracción a los artículos 18° y 19°</w:t>
+        <w:t xml:space="preserve"> infracción a los artículos 18 y 19</w:t>
       </w:r>
       <w:r>
         <w:rPr>
@@ -3165,7 +3165,7 @@
           <w14:ligatures w14:val="none"/>
         </w:rPr>
         <w:lastRenderedPageBreak/>
-        <w:t>Presunta infracción al artículo 49° y al artículo 51°, literal a), de la Ley 29571, Código de Protección y Defensa del Consumidor</w:t>
+        <w:t>Presunta infracción al artículo 49 y al artículo 51, literal a), de la Ley 29571, Código de Protección y Defensa del Consumidor</w:t>
       </w:r>
       <w:r>
         <w:rPr>
@@ -3224,7 +3224,7 @@
           <w:kern w:val="0"/>
           <w14:ligatures w14:val="none"/>
         </w:rPr>
-        <w:t>N°</w:t>
+        <w:t/>
       </w:r>
       <w:r>
         <w:rPr>
@@ -3336,7 +3336,7 @@
           <w:lang w:eastAsia="es-PE"/>
           <w14:ligatures w14:val="none"/>
         </w:rPr>
-        <w:t>para que, de conformidad con lo dispuesto por el artículo 26 de la Ley sobre Facultades, Normas y Organización del Indecopi, aprobada por Decreto Legislativo N° 807, presente sus descargos en un plazo no mayor de cinco (5) días hábiles contado a partir del día siguiente la notificación de la presente resolución, vencido el cual, el Secretario Técnico declarará en rebeldía al denunciado que no lo hubiera presentado. Debe precisarse que de conformidad</w:t>
+        <w:t>para que, de conformidad con lo dispuesto por el artículo 26 de la Ley sobre Facultades, Normas y Organización del Indecopi, aprobada por Decreto Legislativo 807, presente sus descargos en un plazo no mayor de cinco (5) días hábiles contado a partir del día siguiente la notificación de la presente resolución, vencido el cual, el Secretario Técnico declarará en rebeldía al denunciado que no lo hubiera presentado. Debe precisarse que de conformidad</w:t>
       </w:r>
       <w:r>
         <w:rPr>
@@ -3401,7 +3401,7 @@
           <w:lang w:eastAsia="es-PE"/>
           <w14:ligatures w14:val="none"/>
         </w:rPr>
-        <w:t>°</w:t>
+        <w:t/>
       </w:r>
       <w:r>
         <w:rPr>
@@ -3521,7 +3521,7 @@
           <w:lang w:eastAsia="es-PE"/>
           <w14:ligatures w14:val="none"/>
         </w:rPr>
-        <w:t xml:space="preserve"> informar a las partes que conforme a lo establecido en el artículo 39 de la Ley sobre Facultades, Normas y Organización del Indecopi, aprobada por Decreto Legislativo N° 807, los gastos por los peritajes realizados, actuación de pruebas, inspecciones y otros derivados de la tramitación del proceso serán de cargo de la parte que solicita la prueba, salvo pacto en contrario. En todos los casos, la resolución final determinará si los gastos deben ser asumidos por alguna de las partes, o reembolsados a la otra parte o al Indecopi, según sea el caso, de manera adicional a la sanción que haya podido imponerse.</w:t>
+        <w:t xml:space="preserve"> informar a las partes que conforme a lo establecido en el artículo 39 de la Ley sobre Facultades, Normas y Organización del Indecopi, aprobada por Decreto Legislativo 807, los gastos por los peritajes realizados, actuación de pruebas, inspecciones y otros derivados de la tramitación del proceso serán de cargo de la parte que solicita la prueba, salvo pacto en contrario. En todos los casos, la resolución final determinará si los gastos deben ser asumidos por alguna de las partes, o reembolsados a la otra parte o al Indecopi, según sea el caso, de manera adicional a la sanción que haya podido imponerse.</w:t>
       </w:r>
     </w:p>
     <w:p>
@@ -3708,7 +3708,7 @@
           <w:lang w:eastAsia="es-PE"/>
           <w14:ligatures w14:val="none"/>
         </w:rPr>
-        <w:t>°</w:t>
+        <w:t/>
       </w:r>
       <w:r>
         <w:rPr>
@@ -3725,7 +3725,7 @@
           <w:lang w:eastAsia="es-PE"/>
           <w14:ligatures w14:val="none"/>
         </w:rPr>
-        <w:t>°</w:t>
+        <w:t/>
       </w:r>
       <w:r>
         <w:rPr>
@@ -4119,7 +4119,7 @@
           <w:sz w:val="16"/>
           <w:szCs w:val="16"/>
         </w:rPr>
-        <w:t xml:space="preserve">Denuncia remitida a esta Comisión mediante MEMORANDUM N° 001117-2025-PS1/INDECOPI de fecha 21 de mayo del 2025, </w:t>
+        <w:t xml:space="preserve">Denuncia remitida a esta Comisión mediante MEMORANDUM 001117-2025-PS1/INDECOPI de fecha 21 de mayo del 2025, </w:t>
       </w:r>
       <w:proofErr w:type="spellStart"/>
       <w:r>
@@ -4199,7 +4199,7 @@
           <w:sz w:val="16"/>
           <w:szCs w:val="16"/>
         </w:rPr>
-        <w:t>LEY N° 29571, CÓDIGO DE PROTECCIÓN Y DEFENSA DEL CONSUMIDOR</w:t>
+        <w:t>LEY 29571, CÓDIGO DE PROTECCIÓN Y DEFENSA DEL CONSUMIDOR</w:t>
       </w:r>
       <w:r>
         <w:rPr>
@@ -4209,7 +4209,7 @@
           <w:sz w:val="16"/>
           <w:szCs w:val="16"/>
         </w:rPr>
-        <w:t>, publicada el 2 de setiembre de 2010 y modificada por Decreto Legislativo N° 1308.</w:t>
+        <w:t>, publicada el 2 de setiembre de 2010 y modificada por Decreto Legislativo 1308.</w:t>
       </w:r>
     </w:p>
     <w:p>
@@ -4230,7 +4230,7 @@
           <w:sz w:val="16"/>
           <w:szCs w:val="16"/>
         </w:rPr>
-        <w:t>Artículo 105º.- El Instituto Nacional de Defensa de la Competencia y de la Protección de la propiedad Intelectual (Indecopi) es la autoridad con competencia primaria y de alcance nacional para conocer las presuntas infracciones a las disposiciones contenidas en el presente Código, así como para imponer las sanciones y medidas correctivas establecidas en el presente capítulo, conforme al Decreto Legislativo núm. 1033, Ley de Organización y Funciones del Indecopi. Dicha competencia solo puede ser negada cuando ella haya sido asignada o se asigne a favor de otro organismo por norma expresa con rango de ley.</w:t>
+        <w:t>Artículo 105.- El Instituto Nacional de Defensa de la Competencia y de la Protección de la propiedad Intelectual (Indecopi) es la autoridad con competencia primaria y de alcance nacional para conocer las presuntas infracciones a las disposiciones contenidas en el presente Código, así como para imponer las sanciones y medidas correctivas establecidas en el presente capítulo, conforme al Decreto Legislativo núm. 1033, Ley de Organización y Funciones del Indecopi. Dicha competencia solo puede ser negada cuando ella haya sido asignada o se asigne a favor de otro organismo por norma expresa con rango de ley.</w:t>
       </w:r>
     </w:p>
     <w:p>
@@ -4333,7 +4333,7 @@
           <w:sz w:val="16"/>
           <w:szCs w:val="16"/>
         </w:rPr>
-        <w:t>°.-</w:t>
+        <w:t>.-</w:t>
       </w:r>
       <w:proofErr w:type="gramEnd"/>
       <w:r>
@@ -4414,7 +4414,7 @@
           <w:sz w:val="16"/>
           <w:szCs w:val="16"/>
         </w:rPr>
-        <w:t>Nº</w:t>
+        <w:t/>
       </w:r>
       <w:proofErr w:type="spellEnd"/>
       <w:r>
@@ -4461,7 +4461,7 @@
           <w:sz w:val="16"/>
           <w:szCs w:val="16"/>
         </w:rPr>
-        <w:t>°.-</w:t>
+        <w:t>.-</w:t>
       </w:r>
       <w:proofErr w:type="gramEnd"/>
       <w:r>
@@ -4523,7 +4523,7 @@
           <w:sz w:val="16"/>
           <w:szCs w:val="16"/>
         </w:rPr>
-        <w:t>Nº</w:t>
+        <w:t/>
       </w:r>
       <w:proofErr w:type="spellEnd"/>
       <w:r>
@@ -4632,7 +4632,7 @@
           <w:sz w:val="16"/>
           <w:szCs w:val="16"/>
         </w:rPr>
-        <w:t>°.-</w:t>
+        <w:t>.-</w:t>
       </w:r>
       <w:proofErr w:type="gramEnd"/>
       <w:r>
@@ -4741,7 +4741,7 @@
           <w:sz w:val="16"/>
           <w:szCs w:val="16"/>
         </w:rPr>
-        <w:t>°.-</w:t>
+        <w:t>.-</w:t>
       </w:r>
       <w:proofErr w:type="gramEnd"/>
       <w:r>
@@ -4873,7 +4873,7 @@
           <w:sz w:val="16"/>
           <w:szCs w:val="16"/>
         </w:rPr>
-        <w:t>Nº</w:t>
+        <w:t/>
       </w:r>
       <w:proofErr w:type="spellEnd"/>
       <w:r>
@@ -4895,7 +4895,7 @@
           <w:sz w:val="16"/>
           <w:szCs w:val="16"/>
         </w:rPr>
-        <w:t>Nº</w:t>
+        <w:t/>
       </w:r>
       <w:proofErr w:type="spellEnd"/>
       <w:r>
@@ -5056,7 +5056,7 @@
           <w:sz w:val="16"/>
           <w:szCs w:val="16"/>
         </w:rPr>
-        <w:t>TEXTO ÚNICO ORDENADO DE LA LEY N° 27444, LEY DE PROCEDIMIENTO ADMINISTRATIVO GENERAL, aprobado por Decreto Supremo 006-2026-JUS, publicado el 30 de abril de 2026.</w:t>
+        <w:t>TEXTO ÚNICO ORDENADO DE LA LEY 27444, LEY DE PROCEDIMIENTO ADMINISTRATIVO GENERAL, aprobado por Decreto Supremo 006-2026-JUS, publicado el 30 de abril de 2026.</w:t>
       </w:r>
     </w:p>
     <w:p>
@@ -5192,7 +5192,7 @@
           <w:sz w:val="16"/>
           <w:szCs w:val="16"/>
         </w:rPr>
-        <w:t xml:space="preserve">           </w:t>
+        <w:t xml:space="preserve"> </w:t>
       </w:r>
       <w:r>
         <w:rPr>
@@ -5210,7 +5210,7 @@
           <w:sz w:val="16"/>
           <w:szCs w:val="16"/>
         </w:rPr>
-        <w:t xml:space="preserve">LEY N° 29571, CÓDIGO DE PROTECCIÓN Y DEFENSA DEL CONSUMIDOR, publicado el 2 de setiembre de 2010 y modificado por Decreto Legislativo N° 1308   </w:t>
+        <w:t xml:space="preserve">LEY 29571, CÓDIGO DE PROTECCIÓN Y DEFENSA DEL CONSUMIDOR, publicado el 2 de setiembre de 2010 y modificado por Decreto Legislativo 1308 </w:t>
       </w:r>
     </w:p>
     <w:p>
@@ -5234,7 +5234,7 @@
           <w:sz w:val="16"/>
           <w:szCs w:val="16"/>
         </w:rPr>
-        <w:t xml:space="preserve">Artículo 18.- Idoneidad   </w:t>
+        <w:t xml:space="preserve">Artículo 18.- Idoneidad </w:t>
       </w:r>
     </w:p>
     <w:p>
@@ -5254,7 +5254,7 @@
           <w:sz w:val="16"/>
           <w:szCs w:val="16"/>
         </w:rPr>
-        <w:t xml:space="preserve">Se entiende por idoneidad la correspondencia entre lo que un consumidor espera y lo que efectivamente recibe, en función a lo que se le hubiera ofrecido, la publicidad e información transmitida, las condiciones y circunstancias de la transacción, las características y naturaleza del producto o servicio, el precio, entre otros factores, atendiendo a las circunstancias del caso.    </w:t>
+        <w:t xml:space="preserve">Se entiende por idoneidad la correspondencia entre lo que un consumidor espera y lo que efectivamente recibe, en función a lo que se le hubiera ofrecido, la publicidad e información transmitida, las condiciones y circunstancias de la transacción, las características y naturaleza del producto o servicio, el precio, entre otros factores, atendiendo a las circunstancias del caso. </w:t>
       </w:r>
     </w:p>
     <w:p>
@@ -5393,7 +5393,7 @@
           <w:sz w:val="14"/>
           <w:szCs w:val="14"/>
         </w:rPr>
-        <w:t xml:space="preserve">LEY N° 29571, CÓDIGO DE PROTECCIÓN Y DEFENSA DEL CONSUMIDOR, publicado el 2 de setiembre de 2010 y modificado por Decreto Legislativo N° 1308 </w:t>
+        <w:t xml:space="preserve">LEY 29571, CÓDIGO DE PROTECCIÓN Y DEFENSA DEL CONSUMIDOR, publicado el 2 de setiembre de 2010 y modificado por Decreto Legislativo 1308 </w:t>
       </w:r>
     </w:p>
     <w:p>
@@ -5693,7 +5693,7 @@
           <w:sz w:val="16"/>
           <w:szCs w:val="16"/>
         </w:rPr>
-        <w:t xml:space="preserve"> publicado el 2 de setiembre de 2010 y modificado por Decreto Legislativo N° 1308, publicado el 30 de diciembre de 2016</w:t>
+        <w:t xml:space="preserve"> publicado el 2 de setiembre de 2010 y modificado por Decreto Legislativo 1308, publicado el 30 de diciembre de 2016</w:t>
       </w:r>
     </w:p>
     <w:p>
@@ -5737,7 +5737,7 @@
           <w:sz w:val="16"/>
           <w:szCs w:val="16"/>
         </w:rPr>
-        <w:t>El órgano resolutivo puede sancionar las infracciones administrativas a que se refiere el artículo 108º con amonestación y multas de hasta cuatrocientos cincuenta (450) Unidades Impositivas Tributarias (UIT), las cuales son calificadas de la siguiente manera:</w:t>
+        <w:t>El órgano resolutivo puede sancionar las infracciones administrativas a que se refiere el artículo 108 con amonestación y multas de hasta cuatrocientos cincuenta (450) Unidades Impositivas Tributarias (UIT), las cuales son calificadas de la siguiente manera:</w:t>
       </w:r>
     </w:p>
     <w:p>
@@ -5877,7 +5877,7 @@
           <w:sz w:val="16"/>
           <w:szCs w:val="16"/>
         </w:rPr>
-        <w:t xml:space="preserve"> el proveedor incumpla un acuerdo conciliatorio o cualquier otro acuerdo que de forma indubitable deje constancia de la manifestación de voluntad expresa de las partes de dar por culminada la controversia, o un laudo arbitral, el órgano resolutivo puede sancionar con una multa entre una (1) Unidad Impositiva Tributaria y doscientos (200) Unidades Impositivas Tributarias. Para la graduación se observan los criterios establecidos en el presente Código y supletoriamente, los criterios que establece la Ley N° 27444, Ley del Procedimiento Administrativo General o la norma que la sustituya o complemente.</w:t>
+        <w:t xml:space="preserve"> el proveedor incumpla un acuerdo conciliatorio o cualquier otro acuerdo que de forma indubitable deje constancia de la manifestación de voluntad expresa de las partes de dar por culminada la controversia, o un laudo arbitral, el órgano resolutivo puede sancionar con una multa entre una (1) Unidad Impositiva Tributaria y doscientos (200) Unidades Impositivas Tributarias. Para la graduación se observan los criterios establecidos en el presente Código y supletoriamente, los criterios que establece la Ley 27444, Ley del Procedimiento Administrativo General o la norma que la sustituya o complemente.</w:t>
       </w:r>
     </w:p>
     <w:p>
@@ -5969,7 +5969,7 @@
           <w:sz w:val="16"/>
           <w:szCs w:val="16"/>
         </w:rPr>
-        <w:t xml:space="preserve"> publicado el 2 de setiembre de 2010 y modificado por Decreto Legislativo N° 1308, publicado el 30 de diciembre de 2016</w:t>
+        <w:t xml:space="preserve"> publicado el 2 de setiembre de 2010 y modificado por Decreto Legislativo 1308, publicado el 30 de diciembre de 2016</w:t>
       </w:r>
     </w:p>
     <w:p>
@@ -6554,7 +6554,7 @@
           <w:sz w:val="16"/>
           <w:szCs w:val="16"/>
         </w:rPr>
-        <w:t xml:space="preserve"> publicado el 2 de setiembre de 2010 y modificado por Decreto Legislativo N° 1308, publicado el 30 de diciembre de 2016</w:t>
+        <w:t xml:space="preserve"> publicado el 2 de setiembre de 2010 y modificado por Decreto Legislativo 1308, publicado el 30 de diciembre de 2016</w:t>
       </w:r>
     </w:p>
     <w:p>
@@ -7069,7 +7069,7 @@
               <w:sz w:val="16"/>
               <w:szCs w:val="16"/>
             </w:rPr>
-            <w:t xml:space="preserve">CNICA DE LA    </w:t>
+            <w:t xml:space="preserve">CNICA DE LA </w:t>
           </w:r>
         </w:p>
         <w:p>

--- a/plantillas_maestras/01_seguro_vehicular/negativa_cobertura/2_o_mas_ddos_varios/mujer/TPL_1183_2025_SEGURO_VEHICULAR_NEGATIVA_COBERTURA_ASEGURADORA_MUJER_R5.docx
+++ b/plantillas_maestras/01_seguro_vehicular/negativa_cobertura/2_o_mas_ddos_varios/mujer/TPL_1183_2025_SEGURO_VEHICULAR_NEGATIVA_COBERTURA_ASEGURADORA_MUJER_R5.docx
@@ -115,7 +115,7 @@
           <w:lang w:eastAsia="es-PE"/>
           <w14:ligatures w14:val="none"/>
         </w:rPr>
-        <w:t>DENUNCIANTE</w:t>
+        <w:t xml:space="preserve">DENUNCIANTE: [DENUNCIANTE] (SEÑORA [APELLIDO])</w:t>
       </w:r>
       <w:r>
         <w:rPr>
@@ -127,7 +127,7 @@
           <w14:ligatures w14:val="none"/>
         </w:rPr>
         <w:tab/>
-        <w:t xml:space="preserve">: </w:t>
+        <w:t xml:space="preserve"/>
       </w:r>
       <w:bookmarkStart w:id="0" w:name="_Hlk62505593"/>
       <w:r>
@@ -150,7 +150,7 @@
           <w:lang w:val="es-ES" w:eastAsia="es-PE"/>
           <w14:ligatures w14:val="none"/>
         </w:rPr>
-        <w:t>INGRID FERNANDEZ PALOMINO (SEÑORA FERNANDEZ)</w:t>
+        <w:t/>
       </w:r>
     </w:p>
     <w:bookmarkEnd w:id="0"/>
@@ -513,7 +513,7 @@
           <w:lang w:eastAsia="es-PE"/>
           <w14:ligatures w14:val="none"/>
         </w:rPr>
-        <w:t xml:space="preserve">Mediante el </w:t>
+        <w:t xml:space="preserve">Mediante el escrito del 8 de abril de 2025, complementado con el escrito del 9 de junio de 2025, la señora [APELLIDO] denunció a Pacífico por presuntas infracciones a la Ley 29571, Código de Protección y Defensa del Consumidor (en adelante, Código). </w:t>
       </w:r>
       <w:r>
         <w:rPr>
@@ -522,7 +522,7 @@
           <w:lang w:eastAsia="es-PE"/>
           <w14:ligatures w14:val="none"/>
         </w:rPr>
-        <w:t xml:space="preserve">escrito del </w:t>
+        <w:t xml:space="preserve"/>
       </w:r>
       <w:r>
         <w:rPr>
@@ -531,7 +531,7 @@
           <w:lang w:eastAsia="es-PE"/>
           <w14:ligatures w14:val="none"/>
         </w:rPr>
-        <w:t>8 de abril de 2025</w:t>
+        <w:t/>
       </w:r>
       <w:r>
         <w:rPr>
@@ -551,7 +551,7 @@
           <w:lang w:eastAsia="es-PE"/>
           <w14:ligatures w14:val="none"/>
         </w:rPr>
-        <w:t xml:space="preserve">, </w:t>
+        <w:t xml:space="preserve"/>
       </w:r>
       <w:r>
         <w:rPr>
@@ -560,7 +560,7 @@
           <w:lang w:eastAsia="es-PE"/>
           <w14:ligatures w14:val="none"/>
         </w:rPr>
-        <w:t>complementado con el escrito del 9 de junio de 2025</w:t>
+        <w:t/>
       </w:r>
       <w:r>
         <w:rPr>
@@ -569,7 +569,7 @@
           <w:lang w:eastAsia="es-PE"/>
           <w14:ligatures w14:val="none"/>
         </w:rPr>
-        <w:t xml:space="preserve">, </w:t>
+        <w:t xml:space="preserve"/>
       </w:r>
       <w:r>
         <w:rPr>
@@ -578,7 +578,7 @@
           <w:lang w:eastAsia="es-PE"/>
           <w14:ligatures w14:val="none"/>
         </w:rPr>
-        <w:t xml:space="preserve">la </w:t>
+        <w:t xml:space="preserve"/>
       </w:r>
       <w:r>
         <w:rPr>
@@ -587,7 +587,7 @@
           <w:lang w:eastAsia="es-PE"/>
           <w14:ligatures w14:val="none"/>
         </w:rPr>
-        <w:t xml:space="preserve">señora </w:t>
+        <w:t xml:space="preserve"/>
       </w:r>
       <w:proofErr w:type="spellStart"/>
       <w:r>
@@ -597,7 +597,7 @@
           <w:lang w:eastAsia="es-PE"/>
           <w14:ligatures w14:val="none"/>
         </w:rPr>
-        <w:t>Fernandez</w:t>
+        <w:t/>
       </w:r>
       <w:proofErr w:type="spellEnd"/>
       <w:r>
@@ -607,7 +607,7 @@
           <w:lang w:eastAsia="es-PE"/>
           <w14:ligatures w14:val="none"/>
         </w:rPr>
-        <w:t xml:space="preserve"> </w:t>
+        <w:t xml:space="preserve"/>
       </w:r>
       <w:r>
         <w:rPr>
@@ -616,7 +616,7 @@
           <w:lang w:eastAsia="es-PE"/>
           <w14:ligatures w14:val="none"/>
         </w:rPr>
-        <w:t xml:space="preserve">denunció a </w:t>
+        <w:t xml:space="preserve"/>
       </w:r>
       <w:r>
         <w:rPr>
@@ -625,7 +625,7 @@
           <w:lang w:eastAsia="es-PE"/>
           <w14:ligatures w14:val="none"/>
         </w:rPr>
-        <w:t xml:space="preserve">Pacífico </w:t>
+        <w:t xml:space="preserve"/>
       </w:r>
       <w:r>
         <w:rPr>
@@ -634,7 +634,7 @@
           <w:lang w:eastAsia="es-PE"/>
           <w14:ligatures w14:val="none"/>
         </w:rPr>
-        <w:t>por presuntas infracciones a la</w:t>
+        <w:t/>
       </w:r>
       <w:r>
         <w:rPr>
@@ -643,7 +643,7 @@
           <w:lang w:eastAsia="es-PE"/>
           <w14:ligatures w14:val="none"/>
         </w:rPr>
-        <w:t xml:space="preserve"> Ley 29571, Código de Protección y Defensa del Consumidor (en adelante, Código</w:t>
+        <w:t xml:space="preserve"/>
       </w:r>
       <w:r>
         <w:rPr>
@@ -652,7 +652,7 @@
           <w:lang w:eastAsia="es-PE"/>
           <w14:ligatures w14:val="none"/>
         </w:rPr>
-        <w:t>).</w:t>
+        <w:t/>
       </w:r>
       <w:r>
         <w:rPr>
@@ -661,7 +661,7 @@
           <w:lang w:eastAsia="es-PE"/>
           <w14:ligatures w14:val="none"/>
         </w:rPr>
-        <w:t xml:space="preserve"> </w:t>
+        <w:t xml:space="preserve"/>
       </w:r>
     </w:p>
     <w:p>
@@ -698,67 +698,67 @@
         <w:rPr>
           <w:rFonts w:ascii="Arial Narrow" w:hAnsi="Arial Narrow" w:cs="Arial"/>
         </w:rPr>
-        <w:t xml:space="preserve">Por </w:t>
+        <w:t xml:space="preserve">Por Resolución N 1 del 4 de julio de 2025, la Secretaría Técnica de la Comisión de Protección al Consumidor 1 (en adelante, Secretaría Técnica) admitió a trámite la denuncia presentada por la señora [APELLIDO] contra Pacífico, formulando la imputación de cargos siguiente:</w:t>
       </w:r>
       <w:r>
         <w:rPr>
           <w:rFonts w:ascii="Arial Narrow" w:hAnsi="Arial Narrow" w:cs="Arial"/>
         </w:rPr>
-        <w:t>Resolución N</w:t>
+        <w:t/>
       </w:r>
       <w:r>
         <w:rPr>
           <w:rFonts w:ascii="Arial Narrow" w:hAnsi="Arial Narrow" w:cs="Arial"/>
         </w:rPr>
-        <w:t xml:space="preserve"> </w:t>
+        <w:t xml:space="preserve"/>
       </w:r>
       <w:r>
         <w:rPr>
           <w:rFonts w:ascii="Arial Narrow" w:hAnsi="Arial Narrow" w:cs="Arial"/>
         </w:rPr>
-        <w:t>1</w:t>
+        <w:t/>
       </w:r>
       <w:r>
         <w:rPr>
           <w:rFonts w:ascii="Arial Narrow" w:hAnsi="Arial Narrow" w:cs="Arial"/>
         </w:rPr>
-        <w:t xml:space="preserve"> del </w:t>
+        <w:t xml:space="preserve"/>
       </w:r>
       <w:r>
         <w:rPr>
           <w:rFonts w:ascii="Arial Narrow" w:hAnsi="Arial Narrow" w:cs="Arial"/>
         </w:rPr>
-        <w:t>4 de julio de 2025</w:t>
+        <w:t/>
       </w:r>
       <w:r>
         <w:rPr>
           <w:rFonts w:ascii="Arial Narrow" w:hAnsi="Arial Narrow" w:cs="Arial"/>
         </w:rPr>
-        <w:t>, la Secretaría Técnica</w:t>
+        <w:t/>
       </w:r>
       <w:r>
         <w:rPr>
           <w:rFonts w:ascii="Arial Narrow" w:hAnsi="Arial Narrow" w:cs="Arial"/>
         </w:rPr>
-        <w:t xml:space="preserve"> de la Comisión de Protección al Consumidor 1 (</w:t>
+        <w:t xml:space="preserve"/>
       </w:r>
       <w:r>
         <w:rPr>
           <w:rFonts w:ascii="Arial Narrow" w:hAnsi="Arial Narrow" w:cs="Arial"/>
         </w:rPr>
-        <w:t>en adelante, Secretaría Técnica)</w:t>
+        <w:t/>
       </w:r>
       <w:r>
         <w:rPr>
           <w:rFonts w:ascii="Arial Narrow" w:hAnsi="Arial Narrow" w:cs="Arial"/>
         </w:rPr>
-        <w:t xml:space="preserve"> admitió a trámite la denuncia </w:t>
+        <w:t xml:space="preserve"/>
       </w:r>
       <w:r>
         <w:rPr>
           <w:rFonts w:ascii="Arial Narrow" w:hAnsi="Arial Narrow" w:cs="Arial"/>
         </w:rPr>
-        <w:t xml:space="preserve">presentada por </w:t>
+        <w:t xml:space="preserve"/>
       </w:r>
       <w:r>
         <w:rPr>
@@ -767,7 +767,7 @@
           <w:lang w:eastAsia="es-PE"/>
           <w14:ligatures w14:val="none"/>
         </w:rPr>
-        <w:t xml:space="preserve">la señora </w:t>
+        <w:t xml:space="preserve"/>
       </w:r>
       <w:proofErr w:type="spellStart"/>
       <w:r>
@@ -777,20 +777,20 @@
           <w:lang w:eastAsia="es-PE"/>
           <w14:ligatures w14:val="none"/>
         </w:rPr>
-        <w:t>Fernandez</w:t>
+        <w:t/>
       </w:r>
       <w:proofErr w:type="spellEnd"/>
       <w:r>
         <w:rPr>
           <w:rFonts w:ascii="Arial Narrow" w:hAnsi="Arial Narrow" w:cs="Arial"/>
         </w:rPr>
-        <w:t xml:space="preserve"> </w:t>
+        <w:t xml:space="preserve"/>
       </w:r>
       <w:r>
         <w:rPr>
           <w:rFonts w:ascii="Arial Narrow" w:hAnsi="Arial Narrow" w:cs="Arial"/>
         </w:rPr>
-        <w:t xml:space="preserve">contra </w:t>
+        <w:t xml:space="preserve"/>
       </w:r>
       <w:r>
         <w:rPr>
@@ -799,25 +799,25 @@
           <w:lang w:eastAsia="es-PE"/>
           <w14:ligatures w14:val="none"/>
         </w:rPr>
-        <w:t>Pacífico</w:t>
+        <w:t/>
       </w:r>
       <w:r>
         <w:rPr>
           <w:rFonts w:ascii="Arial Narrow" w:hAnsi="Arial Narrow" w:cs="Arial"/>
         </w:rPr>
-        <w:t xml:space="preserve">, </w:t>
+        <w:t xml:space="preserve"/>
       </w:r>
       <w:r>
         <w:rPr>
           <w:rFonts w:ascii="Arial Narrow" w:hAnsi="Arial Narrow" w:cs="Arial"/>
         </w:rPr>
-        <w:t>formulando la imputación de cargos siguiente</w:t>
+        <w:t/>
       </w:r>
       <w:r>
         <w:rPr>
           <w:rFonts w:ascii="Arial Narrow" w:hAnsi="Arial Narrow" w:cs="Arial"/>
         </w:rPr>
-        <w:t>:</w:t>
+        <w:t/>
       </w:r>
     </w:p>
     <w:p>
@@ -885,7 +885,7 @@
           <w:sz w:val="20"/>
           <w:szCs w:val="20"/>
         </w:rPr>
-        <w:t xml:space="preserve">PRIMERO: </w:t>
+        <w:t xml:space="preserve">PRIMERO: admitir a trámite la denuncia del 8 de abril de 2025, complementado con el escrito del 9 de junio de 2025 interpuesta por la señora [APELLIDO] Fernández [APELLIDO] contra Pacífico Compañía de Seguros y Reaseguros S.A., por lo siguiente:</w:t>
       </w:r>
       <w:r>
         <w:rPr>
@@ -896,7 +896,7 @@
           <w:sz w:val="20"/>
           <w:szCs w:val="20"/>
         </w:rPr>
-        <w:t>admitir a trámite la denuncia del 8 de abril de 2025, complementado con el escrito del 9 de junio de 2025 interpuesta por la señora Ingrid Fernández Palomino contra Pacífico Compañía de Seguros y Reaseguros S.A., por lo siguiente:</w:t>
+        <w:t/>
       </w:r>
     </w:p>
     <w:p>
@@ -1817,7 +1817,7 @@
           <w:lang w:eastAsia="es-PE"/>
           <w14:ligatures w14:val="none"/>
         </w:rPr>
-        <w:t xml:space="preserve">De la lectura del escrito de denuncia del </w:t>
+        <w:t xml:space="preserve">De la lectura del escrito de denuncia del 8 de abril de 2025, complementado con el escrito del 9 de junio de 2025, se considera que la señora [APELLIDO] cuestionó que:</w:t>
       </w:r>
       <w:r>
         <w:rPr>
@@ -1826,7 +1826,7 @@
           <w:lang w:eastAsia="es-PE"/>
           <w14:ligatures w14:val="none"/>
         </w:rPr>
-        <w:t>8 de abril de 2025</w:t>
+        <w:t/>
       </w:r>
       <w:r>
         <w:rPr>
@@ -1835,7 +1835,7 @@
           <w:lang w:eastAsia="es-PE"/>
           <w14:ligatures w14:val="none"/>
         </w:rPr>
-        <w:t>,</w:t>
+        <w:t/>
       </w:r>
       <w:r>
         <w:rPr>
@@ -1844,7 +1844,7 @@
           <w:lang w:eastAsia="es-PE"/>
           <w14:ligatures w14:val="none"/>
         </w:rPr>
-        <w:t xml:space="preserve"> complementado con el escrito del 9 de junio de 2025,</w:t>
+        <w:t xml:space="preserve"/>
       </w:r>
       <w:r>
         <w:rPr>
@@ -1853,7 +1853,7 @@
           <w:lang w:eastAsia="es-PE"/>
           <w14:ligatures w14:val="none"/>
         </w:rPr>
-        <w:t xml:space="preserve"> </w:t>
+        <w:t xml:space="preserve"/>
       </w:r>
       <w:r>
         <w:rPr>
@@ -1862,7 +1862,7 @@
           <w:lang w:eastAsia="es-PE"/>
           <w14:ligatures w14:val="none"/>
         </w:rPr>
-        <w:t xml:space="preserve">se </w:t>
+        <w:t xml:space="preserve"/>
       </w:r>
       <w:r>
         <w:rPr>
@@ -1871,7 +1871,7 @@
           <w:lang w:eastAsia="es-PE"/>
           <w14:ligatures w14:val="none"/>
         </w:rPr>
-        <w:t xml:space="preserve">considera que </w:t>
+        <w:t xml:space="preserve"/>
       </w:r>
       <w:r>
         <w:rPr>
@@ -1880,7 +1880,7 @@
           <w:lang w:eastAsia="es-PE"/>
           <w14:ligatures w14:val="none"/>
         </w:rPr>
-        <w:t xml:space="preserve">la </w:t>
+        <w:t xml:space="preserve"/>
       </w:r>
       <w:r>
         <w:rPr>
@@ -1889,7 +1889,7 @@
           <w:lang w:eastAsia="es-PE"/>
           <w14:ligatures w14:val="none"/>
         </w:rPr>
-        <w:t xml:space="preserve">señora </w:t>
+        <w:t xml:space="preserve"/>
       </w:r>
       <w:proofErr w:type="spellStart"/>
       <w:r>
@@ -1899,7 +1899,7 @@
           <w:lang w:eastAsia="es-PE"/>
           <w14:ligatures w14:val="none"/>
         </w:rPr>
-        <w:t>Fernandez</w:t>
+        <w:t/>
       </w:r>
       <w:proofErr w:type="spellEnd"/>
       <w:r>
@@ -1909,7 +1909,7 @@
           <w:lang w:eastAsia="es-PE"/>
           <w14:ligatures w14:val="none"/>
         </w:rPr>
-        <w:t xml:space="preserve"> </w:t>
+        <w:t xml:space="preserve"/>
       </w:r>
       <w:r>
         <w:rPr>
@@ -1918,7 +1918,7 @@
           <w:lang w:eastAsia="es-PE"/>
           <w14:ligatures w14:val="none"/>
         </w:rPr>
-        <w:t>cuestionó que</w:t>
+        <w:t/>
       </w:r>
       <w:r>
         <w:rPr>
@@ -1927,7 +1927,7 @@
           <w:lang w:eastAsia="es-PE"/>
           <w14:ligatures w14:val="none"/>
         </w:rPr>
-        <w:t>:</w:t>
+        <w:t/>
       </w:r>
     </w:p>
     <w:p>
@@ -2497,7 +2497,7 @@
           <w:lang w:eastAsia="es-PE"/>
           <w14:ligatures w14:val="none"/>
         </w:rPr>
-        <w:t xml:space="preserve">PRIMERO: </w:t>
+        <w:t xml:space="preserve">PRIMERO: ampliar la imputación de cargos establecida mediante Resolución N 1 del 4 de julio de 2025, respecto a la denuncia interpuesta por la señora [DENUNCIANTE] contra Pacífico Compañía de Seguros y Reaseguros S.A., por lo siguiente:</w:t>
       </w:r>
       <w:r>
         <w:rPr>
@@ -2506,7 +2506,7 @@
           <w:lang w:eastAsia="es-PE"/>
           <w14:ligatures w14:val="none"/>
         </w:rPr>
-        <w:t xml:space="preserve">ampliar la imputación de cargos establecida mediante </w:t>
+        <w:t xml:space="preserve"/>
       </w:r>
       <w:r>
         <w:rPr>
@@ -2515,7 +2515,7 @@
           <w:lang w:eastAsia="es-PE"/>
           <w14:ligatures w14:val="none"/>
         </w:rPr>
-        <w:t>Resolución N</w:t>
+        <w:t/>
       </w:r>
       <w:r>
         <w:rPr>
@@ -2524,7 +2524,7 @@
           <w:lang w:eastAsia="es-PE"/>
           <w14:ligatures w14:val="none"/>
         </w:rPr>
-        <w:t xml:space="preserve"> </w:t>
+        <w:t xml:space="preserve"/>
       </w:r>
       <w:r>
         <w:rPr>
@@ -2533,7 +2533,7 @@
           <w:lang w:eastAsia="es-PE"/>
           <w14:ligatures w14:val="none"/>
         </w:rPr>
-        <w:t>1</w:t>
+        <w:t/>
       </w:r>
       <w:r>
         <w:rPr>
@@ -2542,13 +2542,13 @@
           <w:lang w:eastAsia="es-PE"/>
           <w14:ligatures w14:val="none"/>
         </w:rPr>
-        <w:t xml:space="preserve"> del </w:t>
+        <w:t xml:space="preserve"/>
       </w:r>
       <w:r>
         <w:rPr>
           <w:rFonts w:ascii="Arial Narrow" w:hAnsi="Arial Narrow" w:cs="Arial"/>
         </w:rPr>
-        <w:t>4 de julio de 2025</w:t>
+        <w:t/>
       </w:r>
       <w:r>
         <w:rPr>
@@ -2557,7 +2557,7 @@
           <w:lang w:eastAsia="es-PE"/>
           <w14:ligatures w14:val="none"/>
         </w:rPr>
-        <w:t xml:space="preserve">, respecto a la denuncia </w:t>
+        <w:t xml:space="preserve"/>
       </w:r>
       <w:r>
         <w:rPr>
@@ -2566,7 +2566,7 @@
           <w:lang w:eastAsia="es-PE"/>
           <w14:ligatures w14:val="none"/>
         </w:rPr>
-        <w:t xml:space="preserve">interpuesta por </w:t>
+        <w:t xml:space="preserve"/>
       </w:r>
       <w:r>
         <w:rPr>
@@ -2576,7 +2576,7 @@
           <w:kern w:val="0"/>
           <w14:ligatures w14:val="none"/>
         </w:rPr>
-        <w:t xml:space="preserve">la señora </w:t>
+        <w:t xml:space="preserve"/>
       </w:r>
       <w:r>
         <w:rPr>
@@ -2587,7 +2587,7 @@
           <w:lang w:eastAsia="es-PE"/>
           <w14:ligatures w14:val="none"/>
         </w:rPr>
-        <w:t xml:space="preserve">Ingrid </w:t>
+        <w:t xml:space="preserve"/>
       </w:r>
       <w:proofErr w:type="spellStart"/>
       <w:r>
@@ -2599,7 +2599,7 @@
           <w:lang w:eastAsia="es-PE"/>
           <w14:ligatures w14:val="none"/>
         </w:rPr>
-        <w:t>Fernandez</w:t>
+        <w:t/>
       </w:r>
       <w:proofErr w:type="spellEnd"/>
       <w:r>
@@ -2611,7 +2611,7 @@
           <w:lang w:eastAsia="es-PE"/>
           <w14:ligatures w14:val="none"/>
         </w:rPr>
-        <w:t xml:space="preserve"> Palomino </w:t>
+        <w:t xml:space="preserve"/>
       </w:r>
       <w:r>
         <w:rPr>
@@ -2620,23 +2620,23 @@
           <w:lang w:eastAsia="es-PE"/>
           <w14:ligatures w14:val="none"/>
         </w:rPr>
-        <w:t xml:space="preserve">contra </w:t>
-      </w:r>
-      <w:r>
-        <w:rPr>
-          <w:rFonts w:ascii="Arial Narrow" w:eastAsia="Arial Narrow" w:hAnsi="Arial Narrow" w:cs="Arial Narrow"/>
-          <w:bCs/>
-        </w:rPr>
-        <w:t>Pacífico Compañía de Seguros y Reaseguros S.A.</w:t>
-      </w:r>
-      <w:r>
-        <w:rPr>
-          <w:rFonts w:ascii="Arial Narrow" w:eastAsia="Arial Narrow" w:hAnsi="Arial Narrow" w:cs="Arial"/>
-          <w:kern w:val="0"/>
-          <w:lang w:eastAsia="es-PE"/>
-          <w14:ligatures w14:val="none"/>
-        </w:rPr>
-        <w:t xml:space="preserve">, </w:t>
+        <w:t xml:space="preserve"/>
+      </w:r>
+      <w:r>
+        <w:rPr>
+          <w:rFonts w:ascii="Arial Narrow" w:eastAsia="Arial Narrow" w:hAnsi="Arial Narrow" w:cs="Arial Narrow"/>
+          <w:bCs/>
+        </w:rPr>
+        <w:t/>
+      </w:r>
+      <w:r>
+        <w:rPr>
+          <w:rFonts w:ascii="Arial Narrow" w:eastAsia="Arial Narrow" w:hAnsi="Arial Narrow" w:cs="Arial"/>
+          <w:kern w:val="0"/>
+          <w:lang w:eastAsia="es-PE"/>
+          <w14:ligatures w14:val="none"/>
+        </w:rPr>
+        <w:t xml:space="preserve"/>
       </w:r>
       <w:r>
         <w:rPr>
@@ -2647,7 +2647,7 @@
           <w:lang w:eastAsia="es-PE"/>
           <w14:ligatures w14:val="none"/>
         </w:rPr>
-        <w:t>por lo siguiente:</w:t>
+        <w:t/>
       </w:r>
     </w:p>
     <w:p>
@@ -3619,7 +3619,7 @@
           <w:bCs/>
         </w:rPr>
         <w:lastRenderedPageBreak/>
-        <w:t>SEXTO</w:t>
+        <w:t xml:space="preserve">SEXTO: requerir a la señora [DENUNCIANTE] para que, dentro del plazo de dos (2) días hábiles siguientes a la fecha en que reciba la notificación en su bandeja de correo electrónico, efectúe la confirmación de recepción de la notificación remitida por este despacho a su correo electrónico, de conformidad con el segundo párrafo del numeral 4 del artículo 20 del Texto Único Ordenado de la Ley del Procedimiento Administrativo General, aprobado mediante Decreto Supremo 006-2026-JUS, bajo apercibimiento de rehacer el acto de notificación y notificarle conforme al numeral 1 del artículo 20 del citado cuerpo normativo.</w:t>
       </w:r>
       <w:r>
         <w:rPr>
@@ -3629,7 +3629,7 @@
           <w:kern w:val="0"/>
           <w14:ligatures w14:val="none"/>
         </w:rPr>
-        <w:t>:</w:t>
+        <w:t/>
       </w:r>
       <w:r>
         <w:rPr>
@@ -3639,7 +3639,7 @@
           <w:kern w:val="0"/>
           <w14:ligatures w14:val="none"/>
         </w:rPr>
-        <w:t xml:space="preserve"> </w:t>
+        <w:t xml:space="preserve"/>
       </w:r>
       <w:r>
         <w:rPr>
@@ -3649,7 +3649,7 @@
           <w:kern w:val="0"/>
           <w14:ligatures w14:val="none"/>
         </w:rPr>
-        <w:t xml:space="preserve">requerir a la señora </w:t>
+        <w:t xml:space="preserve"/>
       </w:r>
       <w:r>
         <w:rPr>
@@ -3660,7 +3660,7 @@
           <w:lang w:eastAsia="es-PE"/>
           <w14:ligatures w14:val="none"/>
         </w:rPr>
-        <w:t xml:space="preserve">Ingrid </w:t>
+        <w:t xml:space="preserve"/>
       </w:r>
       <w:proofErr w:type="spellStart"/>
       <w:r>
@@ -3672,7 +3672,7 @@
           <w:lang w:eastAsia="es-PE"/>
           <w14:ligatures w14:val="none"/>
         </w:rPr>
-        <w:t>Fernandez</w:t>
+        <w:t/>
       </w:r>
       <w:proofErr w:type="spellEnd"/>
       <w:r>
@@ -3684,21 +3684,21 @@
           <w:lang w:eastAsia="es-PE"/>
           <w14:ligatures w14:val="none"/>
         </w:rPr>
-        <w:t xml:space="preserve"> Palomino </w:t>
+        <w:t xml:space="preserve"/>
       </w:r>
       <w:r>
         <w:rPr>
           <w:rFonts w:ascii="Arial Narrow" w:hAnsi="Arial Narrow"/>
           <w:color w:val="000000"/>
         </w:rPr>
-        <w:t>para que, dentro del plazo de dos (2) días hábiles siguientes a la fecha en que reciba la notificación en su bandeja de correo electrónico, efectúe la confirmación de recepción de la notificación remitida por este despacho a su correo electrónico, de conformidad con el segundo párrafo d</w:t>
+        <w:t/>
       </w:r>
       <w:r>
         <w:rPr>
           <w:rFonts w:ascii="Arial Narrow" w:hAnsi="Arial Narrow"/>
           <w:color w:val="000000"/>
         </w:rPr>
-        <w:t>el numeral 4 del artículo 20</w:t>
+        <w:t/>
       </w:r>
       <w:r>
         <w:rPr>
@@ -3715,7 +3715,7 @@
           <w:rFonts w:ascii="Arial Narrow" w:hAnsi="Arial Narrow"/>
           <w:color w:val="000000"/>
         </w:rPr>
-        <w:t xml:space="preserve"> del Texto Único Ordenado de la Ley del Procedimiento Administrativo General, aprobado mediante Decreto Supremo 006-2026-JUS, bajo apercibimiento de rehacer el acto de notificación y notificarle conforme al numeral 1 del artículo 20</w:t>
+        <w:t xml:space="preserve"/>
       </w:r>
       <w:r>
         <w:rPr>
@@ -3732,7 +3732,7 @@
           <w:rFonts w:ascii="Arial Narrow" w:hAnsi="Arial Narrow"/>
           <w:color w:val="000000"/>
         </w:rPr>
-        <w:t xml:space="preserve"> del citado cuerpo </w:t>
+        <w:t xml:space="preserve"/>
       </w:r>
       <w:bookmarkStart w:id="11" w:name="_Hlk214964186"/>
       <w:r>
@@ -3740,7 +3740,7 @@
           <w:rFonts w:ascii="Arial Narrow" w:hAnsi="Arial Narrow"/>
           <w:color w:val="000000"/>
         </w:rPr>
-        <w:t>normativo</w:t>
+        <w:t/>
       </w:r>
       <w:r>
         <w:rPr>
@@ -3753,7 +3753,7 @@
         <w:rPr>
           <w:rFonts w:ascii="Arial Narrow" w:hAnsi="Arial Narrow" w:cs="Arial"/>
         </w:rPr>
-        <w:t>.</w:t>
+        <w:t/>
       </w:r>
     </w:p>
     <w:bookmarkEnd w:id="11"/>
